--- a/베트남어학습반_명찰.docx
+++ b/베트남어학습반_명찰.docx
@@ -51,120 +51,120 @@
                 <w:rFonts w:ascii="Arial" w:cs="Arial" w:eastAsia="Arial" w:hAnsi="Arial"/>
                 <w:b/>
                 <w:bCs/>
-                <w:sz w:val="56"/>
-                <w:szCs w:val="56"/>
-              </w:rPr>
-              <w:t xml:space="preserve">anh Minh Phước</w:t>
-            </w:r>
-          </w:p>
-          <w:p>
-            <w:pPr>
-              <w:jc w:val="center"/>
-            </w:pPr>
-            <w:r>
-              <w:rPr>
-                <w:rFonts w:ascii="Malgun Gothic" w:cs="Malgun Gothic" w:eastAsia="Malgun Gothic" w:hAnsi="Malgun Gothic"/>
-                <w:color w:val="444444"/>
-                <w:sz w:val="26"/>
-                <w:szCs w:val="26"/>
-              </w:rPr>
-              <w:t xml:space="preserve">김동주 형제</w:t>
-            </w:r>
-          </w:p>
-        </w:tc>
-        <w:tc>
-          <w:tcPr>
-            <w:tcW w:type="dxa" w:w="5102"/>
-            <w:tcBorders>
-              <w:top w:val="single" w:color="999999" w:sz="4"/>
-              <w:left w:val="single" w:color="999999" w:sz="4"/>
-              <w:bottom w:val="single" w:color="999999" w:sz="4"/>
-              <w:right w:val="single" w:color="999999" w:sz="4"/>
-            </w:tcBorders>
-            <w:tcMar>
-              <w:top w:type="dxa" w:w="60"/>
-              <w:left w:type="dxa" w:w="100"/>
-              <w:bottom w:type="dxa" w:w="60"/>
-              <w:right w:type="dxa" w:w="100"/>
-            </w:tcMar>
-            <w:vAlign w:val="center"/>
-          </w:tcPr>
-          <w:p>
-            <w:pPr>
-              <w:spacing w:after="120"/>
-              <w:jc w:val="center"/>
-            </w:pPr>
-            <w:r>
-              <w:rPr>
-                <w:rFonts w:ascii="Arial" w:cs="Arial" w:eastAsia="Arial" w:hAnsi="Arial"/>
-                <w:b/>
-                <w:bCs/>
-                <w:sz w:val="52"/>
-                <w:szCs w:val="52"/>
-              </w:rPr>
-              <w:t xml:space="preserve">chị Minh Thương</w:t>
-            </w:r>
-          </w:p>
-          <w:p>
-            <w:pPr>
-              <w:jc w:val="center"/>
-            </w:pPr>
-            <w:r>
-              <w:rPr>
-                <w:rFonts w:ascii="Malgun Gothic" w:cs="Malgun Gothic" w:eastAsia="Malgun Gothic" w:hAnsi="Malgun Gothic"/>
-                <w:color w:val="444444"/>
-                <w:sz w:val="26"/>
-                <w:szCs w:val="26"/>
-              </w:rPr>
-              <w:t xml:space="preserve">김영임 자매</w:t>
-            </w:r>
-          </w:p>
-        </w:tc>
-        <w:tc>
-          <w:tcPr>
-            <w:tcW w:type="dxa" w:w="5102"/>
-            <w:tcBorders>
-              <w:top w:val="single" w:color="999999" w:sz="4"/>
-              <w:left w:val="single" w:color="999999" w:sz="4"/>
-              <w:bottom w:val="single" w:color="999999" w:sz="4"/>
-              <w:right w:val="single" w:color="999999" w:sz="4"/>
-            </w:tcBorders>
-            <w:tcMar>
-              <w:top w:type="dxa" w:w="60"/>
-              <w:left w:type="dxa" w:w="100"/>
-              <w:bottom w:type="dxa" w:w="60"/>
-              <w:right w:type="dxa" w:w="100"/>
-            </w:tcMar>
-            <w:vAlign w:val="center"/>
-          </w:tcPr>
-          <w:p>
-            <w:pPr>
-              <w:spacing w:after="120"/>
-              <w:jc w:val="center"/>
-            </w:pPr>
-            <w:r>
-              <w:rPr>
-                <w:rFonts w:ascii="Arial" w:cs="Arial" w:eastAsia="Arial" w:hAnsi="Arial"/>
-                <w:b/>
-                <w:bCs/>
-                <w:sz w:val="66"/>
-                <w:szCs w:val="66"/>
-              </w:rPr>
-              <w:t xml:space="preserve">anh Tài Duẫn</w:t>
-            </w:r>
-          </w:p>
-          <w:p>
-            <w:pPr>
-              <w:jc w:val="center"/>
-            </w:pPr>
-            <w:r>
-              <w:rPr>
-                <w:rFonts w:ascii="Malgun Gothic" w:cs="Malgun Gothic" w:eastAsia="Malgun Gothic" w:hAnsi="Malgun Gothic"/>
-                <w:color w:val="444444"/>
-                <w:sz w:val="26"/>
-                <w:szCs w:val="26"/>
-              </w:rPr>
-              <w:t xml:space="preserve">김재윤 형제</w:t>
+                <w:sz w:val="88"/>
+                <w:szCs w:val="88"/>
+              </w:rPr>
+              <w:t xml:space="preserve">Minh Phước</w:t>
+            </w:r>
+          </w:p>
+          <w:p>
+            <w:pPr>
+              <w:jc w:val="center"/>
+            </w:pPr>
+            <w:r>
+              <w:rPr>
+                <w:rFonts w:ascii="Malgun Gothic" w:cs="Malgun Gothic" w:eastAsia="Malgun Gothic" w:hAnsi="Malgun Gothic"/>
+                <w:color w:val="444444"/>
+                <w:sz w:val="26"/>
+                <w:szCs w:val="26"/>
+              </w:rPr>
+              <w:t xml:space="preserve">김동주</w:t>
+            </w:r>
+          </w:p>
+        </w:tc>
+        <w:tc>
+          <w:tcPr>
+            <w:tcW w:type="dxa" w:w="5102"/>
+            <w:tcBorders>
+              <w:top w:val="single" w:color="999999" w:sz="4"/>
+              <w:left w:val="single" w:color="999999" w:sz="4"/>
+              <w:bottom w:val="single" w:color="999999" w:sz="4"/>
+              <w:right w:val="single" w:color="999999" w:sz="4"/>
+            </w:tcBorders>
+            <w:tcMar>
+              <w:top w:type="dxa" w:w="60"/>
+              <w:left w:type="dxa" w:w="100"/>
+              <w:bottom w:type="dxa" w:w="60"/>
+              <w:right w:type="dxa" w:w="100"/>
+            </w:tcMar>
+            <w:vAlign w:val="center"/>
+          </w:tcPr>
+          <w:p>
+            <w:pPr>
+              <w:spacing w:after="120"/>
+              <w:jc w:val="center"/>
+            </w:pPr>
+            <w:r>
+              <w:rPr>
+                <w:rFonts w:ascii="Arial" w:cs="Arial" w:eastAsia="Arial" w:hAnsi="Arial"/>
+                <w:b/>
+                <w:bCs/>
+                <w:sz w:val="88"/>
+                <w:szCs w:val="88"/>
+              </w:rPr>
+              <w:t xml:space="preserve">Minh Thương</w:t>
+            </w:r>
+          </w:p>
+          <w:p>
+            <w:pPr>
+              <w:jc w:val="center"/>
+            </w:pPr>
+            <w:r>
+              <w:rPr>
+                <w:rFonts w:ascii="Malgun Gothic" w:cs="Malgun Gothic" w:eastAsia="Malgun Gothic" w:hAnsi="Malgun Gothic"/>
+                <w:color w:val="444444"/>
+                <w:sz w:val="26"/>
+                <w:szCs w:val="26"/>
+              </w:rPr>
+              <w:t xml:space="preserve">김영임</w:t>
+            </w:r>
+          </w:p>
+        </w:tc>
+        <w:tc>
+          <w:tcPr>
+            <w:tcW w:type="dxa" w:w="5102"/>
+            <w:tcBorders>
+              <w:top w:val="single" w:color="999999" w:sz="4"/>
+              <w:left w:val="single" w:color="999999" w:sz="4"/>
+              <w:bottom w:val="single" w:color="999999" w:sz="4"/>
+              <w:right w:val="single" w:color="999999" w:sz="4"/>
+            </w:tcBorders>
+            <w:tcMar>
+              <w:top w:type="dxa" w:w="60"/>
+              <w:left w:type="dxa" w:w="100"/>
+              <w:bottom w:type="dxa" w:w="60"/>
+              <w:right w:type="dxa" w:w="100"/>
+            </w:tcMar>
+            <w:vAlign w:val="center"/>
+          </w:tcPr>
+          <w:p>
+            <w:pPr>
+              <w:spacing w:after="120"/>
+              <w:jc w:val="center"/>
+            </w:pPr>
+            <w:r>
+              <w:rPr>
+                <w:rFonts w:ascii="Arial" w:cs="Arial" w:eastAsia="Arial" w:hAnsi="Arial"/>
+                <w:b/>
+                <w:bCs/>
+                <w:sz w:val="88"/>
+                <w:szCs w:val="88"/>
+              </w:rPr>
+              <w:t xml:space="preserve">Tài Duẫn</w:t>
+            </w:r>
+          </w:p>
+          <w:p>
+            <w:pPr>
+              <w:jc w:val="center"/>
+            </w:pPr>
+            <w:r>
+              <w:rPr>
+                <w:rFonts w:ascii="Malgun Gothic" w:cs="Malgun Gothic" w:eastAsia="Malgun Gothic" w:hAnsi="Malgun Gothic"/>
+                <w:color w:val="444444"/>
+                <w:sz w:val="26"/>
+                <w:szCs w:val="26"/>
+              </w:rPr>
+              <w:t xml:space="preserve">김재윤</w:t>
             </w:r>
           </w:p>
         </w:tc>
@@ -201,120 +201,120 @@
                 <w:rFonts w:ascii="Arial" w:cs="Arial" w:eastAsia="Arial" w:hAnsi="Arial"/>
                 <w:b/>
                 <w:bCs/>
-                <w:sz w:val="66"/>
-                <w:szCs w:val="66"/>
-              </w:rPr>
-              <w:t xml:space="preserve">chị Hồ Khánh</w:t>
-            </w:r>
-          </w:p>
-          <w:p>
-            <w:pPr>
-              <w:jc w:val="center"/>
-            </w:pPr>
-            <w:r>
-              <w:rPr>
-                <w:rFonts w:ascii="Malgun Gothic" w:cs="Malgun Gothic" w:eastAsia="Malgun Gothic" w:hAnsi="Malgun Gothic"/>
-                <w:color w:val="444444"/>
-                <w:sz w:val="26"/>
-                <w:szCs w:val="26"/>
-              </w:rPr>
-              <w:t xml:space="preserve">오호경 자매</w:t>
-            </w:r>
-          </w:p>
-        </w:tc>
-        <w:tc>
-          <w:tcPr>
-            <w:tcW w:type="dxa" w:w="5102"/>
-            <w:tcBorders>
-              <w:top w:val="single" w:color="999999" w:sz="4"/>
-              <w:left w:val="single" w:color="999999" w:sz="4"/>
-              <w:bottom w:val="single" w:color="999999" w:sz="4"/>
-              <w:right w:val="single" w:color="999999" w:sz="4"/>
-            </w:tcBorders>
-            <w:tcMar>
-              <w:top w:type="dxa" w:w="60"/>
-              <w:left w:type="dxa" w:w="100"/>
-              <w:bottom w:type="dxa" w:w="60"/>
-              <w:right w:type="dxa" w:w="100"/>
-            </w:tcMar>
-            <w:vAlign w:val="center"/>
-          </w:tcPr>
-          <w:p>
-            <w:pPr>
-              <w:spacing w:after="120"/>
-              <w:jc w:val="center"/>
-            </w:pPr>
-            <w:r>
-              <w:rPr>
-                <w:rFonts w:ascii="Arial" w:cs="Arial" w:eastAsia="Arial" w:hAnsi="Arial"/>
-                <w:b/>
-                <w:bCs/>
-                <w:sz w:val="88"/>
-                <w:szCs w:val="88"/>
-              </w:rPr>
-              <w:t xml:space="preserve">anh Pháp</w:t>
-            </w:r>
-          </w:p>
-          <w:p>
-            <w:pPr>
-              <w:jc w:val="center"/>
-            </w:pPr>
-            <w:r>
-              <w:rPr>
-                <w:rFonts w:ascii="Malgun Gothic" w:cs="Malgun Gothic" w:eastAsia="Malgun Gothic" w:hAnsi="Malgun Gothic"/>
-                <w:color w:val="444444"/>
-                <w:sz w:val="26"/>
-                <w:szCs w:val="26"/>
-              </w:rPr>
-              <w:t xml:space="preserve">김종배 형제</w:t>
-            </w:r>
-          </w:p>
-        </w:tc>
-        <w:tc>
-          <w:tcPr>
-            <w:tcW w:type="dxa" w:w="5102"/>
-            <w:tcBorders>
-              <w:top w:val="single" w:color="999999" w:sz="4"/>
-              <w:left w:val="single" w:color="999999" w:sz="4"/>
-              <w:bottom w:val="single" w:color="999999" w:sz="4"/>
-              <w:right w:val="single" w:color="999999" w:sz="4"/>
-            </w:tcBorders>
-            <w:tcMar>
-              <w:top w:type="dxa" w:w="60"/>
-              <w:left w:type="dxa" w:w="100"/>
-              <w:bottom w:type="dxa" w:w="60"/>
-              <w:right w:type="dxa" w:w="100"/>
-            </w:tcMar>
-            <w:vAlign w:val="center"/>
-          </w:tcPr>
-          <w:p>
-            <w:pPr>
-              <w:spacing w:after="120"/>
-              <w:jc w:val="center"/>
-            </w:pPr>
-            <w:r>
-              <w:rPr>
-                <w:rFonts w:ascii="Arial" w:cs="Arial" w:eastAsia="Arial" w:hAnsi="Arial"/>
-                <w:b/>
-                <w:bCs/>
-                <w:sz w:val="72"/>
-                <w:szCs w:val="72"/>
-              </w:rPr>
-              <w:t xml:space="preserve">chị Mỹ Xuân</w:t>
-            </w:r>
-          </w:p>
-          <w:p>
-            <w:pPr>
-              <w:jc w:val="center"/>
-            </w:pPr>
-            <w:r>
-              <w:rPr>
-                <w:rFonts w:ascii="Malgun Gothic" w:cs="Malgun Gothic" w:eastAsia="Malgun Gothic" w:hAnsi="Malgun Gothic"/>
-                <w:color w:val="444444"/>
-                <w:sz w:val="26"/>
-                <w:szCs w:val="26"/>
-              </w:rPr>
-              <w:t xml:space="preserve">최미순 자매</w:t>
+                <w:sz w:val="88"/>
+                <w:szCs w:val="88"/>
+              </w:rPr>
+              <w:t xml:space="preserve">Hồ Khánh</w:t>
+            </w:r>
+          </w:p>
+          <w:p>
+            <w:pPr>
+              <w:jc w:val="center"/>
+            </w:pPr>
+            <w:r>
+              <w:rPr>
+                <w:rFonts w:ascii="Malgun Gothic" w:cs="Malgun Gothic" w:eastAsia="Malgun Gothic" w:hAnsi="Malgun Gothic"/>
+                <w:color w:val="444444"/>
+                <w:sz w:val="26"/>
+                <w:szCs w:val="26"/>
+              </w:rPr>
+              <w:t xml:space="preserve">오호경</w:t>
+            </w:r>
+          </w:p>
+        </w:tc>
+        <w:tc>
+          <w:tcPr>
+            <w:tcW w:type="dxa" w:w="5102"/>
+            <w:tcBorders>
+              <w:top w:val="single" w:color="999999" w:sz="4"/>
+              <w:left w:val="single" w:color="999999" w:sz="4"/>
+              <w:bottom w:val="single" w:color="999999" w:sz="4"/>
+              <w:right w:val="single" w:color="999999" w:sz="4"/>
+            </w:tcBorders>
+            <w:tcMar>
+              <w:top w:type="dxa" w:w="60"/>
+              <w:left w:type="dxa" w:w="100"/>
+              <w:bottom w:type="dxa" w:w="60"/>
+              <w:right w:type="dxa" w:w="100"/>
+            </w:tcMar>
+            <w:vAlign w:val="center"/>
+          </w:tcPr>
+          <w:p>
+            <w:pPr>
+              <w:spacing w:after="120"/>
+              <w:jc w:val="center"/>
+            </w:pPr>
+            <w:r>
+              <w:rPr>
+                <w:rFonts w:ascii="Arial" w:cs="Arial" w:eastAsia="Arial" w:hAnsi="Arial"/>
+                <w:b/>
+                <w:bCs/>
+                <w:sz w:val="88"/>
+                <w:szCs w:val="88"/>
+              </w:rPr>
+              <w:t xml:space="preserve">Pháp</w:t>
+            </w:r>
+          </w:p>
+          <w:p>
+            <w:pPr>
+              <w:jc w:val="center"/>
+            </w:pPr>
+            <w:r>
+              <w:rPr>
+                <w:rFonts w:ascii="Malgun Gothic" w:cs="Malgun Gothic" w:eastAsia="Malgun Gothic" w:hAnsi="Malgun Gothic"/>
+                <w:color w:val="444444"/>
+                <w:sz w:val="26"/>
+                <w:szCs w:val="26"/>
+              </w:rPr>
+              <w:t xml:space="preserve">김종배</w:t>
+            </w:r>
+          </w:p>
+        </w:tc>
+        <w:tc>
+          <w:tcPr>
+            <w:tcW w:type="dxa" w:w="5102"/>
+            <w:tcBorders>
+              <w:top w:val="single" w:color="999999" w:sz="4"/>
+              <w:left w:val="single" w:color="999999" w:sz="4"/>
+              <w:bottom w:val="single" w:color="999999" w:sz="4"/>
+              <w:right w:val="single" w:color="999999" w:sz="4"/>
+            </w:tcBorders>
+            <w:tcMar>
+              <w:top w:type="dxa" w:w="60"/>
+              <w:left w:type="dxa" w:w="100"/>
+              <w:bottom w:type="dxa" w:w="60"/>
+              <w:right w:type="dxa" w:w="100"/>
+            </w:tcMar>
+            <w:vAlign w:val="center"/>
+          </w:tcPr>
+          <w:p>
+            <w:pPr>
+              <w:spacing w:after="120"/>
+              <w:jc w:val="center"/>
+            </w:pPr>
+            <w:r>
+              <w:rPr>
+                <w:rFonts w:ascii="Arial" w:cs="Arial" w:eastAsia="Arial" w:hAnsi="Arial"/>
+                <w:b/>
+                <w:bCs/>
+                <w:sz w:val="88"/>
+                <w:szCs w:val="88"/>
+              </w:rPr>
+              <w:t xml:space="preserve">Mỹ Xuân</w:t>
+            </w:r>
+          </w:p>
+          <w:p>
+            <w:pPr>
+              <w:jc w:val="center"/>
+            </w:pPr>
+            <w:r>
+              <w:rPr>
+                <w:rFonts w:ascii="Malgun Gothic" w:cs="Malgun Gothic" w:eastAsia="Malgun Gothic" w:hAnsi="Malgun Gothic"/>
+                <w:color w:val="444444"/>
+                <w:sz w:val="26"/>
+                <w:szCs w:val="26"/>
+              </w:rPr>
+              <w:t xml:space="preserve">최미순</w:t>
             </w:r>
           </w:p>
         </w:tc>
@@ -351,72 +351,72 @@
                 <w:rFonts w:ascii="Arial" w:cs="Arial" w:eastAsia="Arial" w:hAnsi="Arial"/>
                 <w:b/>
                 <w:bCs/>
-                <w:sz w:val="56"/>
-                <w:szCs w:val="56"/>
-              </w:rPr>
-              <w:t xml:space="preserve">anh Chinh Hoan</w:t>
-            </w:r>
-          </w:p>
-          <w:p>
-            <w:pPr>
-              <w:jc w:val="center"/>
-            </w:pPr>
-            <w:r>
-              <w:rPr>
-                <w:rFonts w:ascii="Malgun Gothic" w:cs="Malgun Gothic" w:eastAsia="Malgun Gothic" w:hAnsi="Malgun Gothic"/>
-                <w:color w:val="444444"/>
-                <w:sz w:val="26"/>
-                <w:szCs w:val="26"/>
-              </w:rPr>
-              <w:t xml:space="preserve">박정환 형제</w:t>
-            </w:r>
-          </w:p>
-        </w:tc>
-        <w:tc>
-          <w:tcPr>
-            <w:tcW w:type="dxa" w:w="5102"/>
-            <w:tcBorders>
-              <w:top w:val="single" w:color="999999" w:sz="4"/>
-              <w:left w:val="single" w:color="999999" w:sz="4"/>
-              <w:bottom w:val="single" w:color="999999" w:sz="4"/>
-              <w:right w:val="single" w:color="999999" w:sz="4"/>
-            </w:tcBorders>
-            <w:tcMar>
-              <w:top w:type="dxa" w:w="60"/>
-              <w:left w:type="dxa" w:w="100"/>
-              <w:bottom w:type="dxa" w:w="60"/>
-              <w:right w:type="dxa" w:w="100"/>
-            </w:tcMar>
-            <w:vAlign w:val="center"/>
-          </w:tcPr>
-          <w:p>
-            <w:pPr>
-              <w:spacing w:after="120"/>
-              <w:jc w:val="center"/>
-            </w:pPr>
-            <w:r>
-              <w:rPr>
-                <w:rFonts w:ascii="Arial" w:cs="Arial" w:eastAsia="Arial" w:hAnsi="Arial"/>
-                <w:b/>
-                <w:bCs/>
-                <w:sz w:val="66"/>
-                <w:szCs w:val="66"/>
-              </w:rPr>
-              <w:t xml:space="preserve">chị Huệ Trân</w:t>
-            </w:r>
-          </w:p>
-          <w:p>
-            <w:pPr>
-              <w:jc w:val="center"/>
-            </w:pPr>
-            <w:r>
-              <w:rPr>
-                <w:rFonts w:ascii="Malgun Gothic" w:cs="Malgun Gothic" w:eastAsia="Malgun Gothic" w:hAnsi="Malgun Gothic"/>
-                <w:color w:val="444444"/>
-                <w:sz w:val="26"/>
-                <w:szCs w:val="26"/>
-              </w:rPr>
-              <w:t xml:space="preserve">원혜진 자매</w:t>
+                <w:sz w:val="88"/>
+                <w:szCs w:val="88"/>
+              </w:rPr>
+              <w:t xml:space="preserve">Chinh Hoan</w:t>
+            </w:r>
+          </w:p>
+          <w:p>
+            <w:pPr>
+              <w:jc w:val="center"/>
+            </w:pPr>
+            <w:r>
+              <w:rPr>
+                <w:rFonts w:ascii="Malgun Gothic" w:cs="Malgun Gothic" w:eastAsia="Malgun Gothic" w:hAnsi="Malgun Gothic"/>
+                <w:color w:val="444444"/>
+                <w:sz w:val="26"/>
+                <w:szCs w:val="26"/>
+              </w:rPr>
+              <w:t xml:space="preserve">박정환</w:t>
+            </w:r>
+          </w:p>
+        </w:tc>
+        <w:tc>
+          <w:tcPr>
+            <w:tcW w:type="dxa" w:w="5102"/>
+            <w:tcBorders>
+              <w:top w:val="single" w:color="999999" w:sz="4"/>
+              <w:left w:val="single" w:color="999999" w:sz="4"/>
+              <w:bottom w:val="single" w:color="999999" w:sz="4"/>
+              <w:right w:val="single" w:color="999999" w:sz="4"/>
+            </w:tcBorders>
+            <w:tcMar>
+              <w:top w:type="dxa" w:w="60"/>
+              <w:left w:type="dxa" w:w="100"/>
+              <w:bottom w:type="dxa" w:w="60"/>
+              <w:right w:type="dxa" w:w="100"/>
+            </w:tcMar>
+            <w:vAlign w:val="center"/>
+          </w:tcPr>
+          <w:p>
+            <w:pPr>
+              <w:spacing w:after="120"/>
+              <w:jc w:val="center"/>
+            </w:pPr>
+            <w:r>
+              <w:rPr>
+                <w:rFonts w:ascii="Arial" w:cs="Arial" w:eastAsia="Arial" w:hAnsi="Arial"/>
+                <w:b/>
+                <w:bCs/>
+                <w:sz w:val="88"/>
+                <w:szCs w:val="88"/>
+              </w:rPr>
+              <w:t xml:space="preserve">Huệ Trân</w:t>
+            </w:r>
+          </w:p>
+          <w:p>
+            <w:pPr>
+              <w:jc w:val="center"/>
+            </w:pPr>
+            <w:r>
+              <w:rPr>
+                <w:rFonts w:ascii="Malgun Gothic" w:cs="Malgun Gothic" w:eastAsia="Malgun Gothic" w:hAnsi="Malgun Gothic"/>
+                <w:color w:val="444444"/>
+                <w:sz w:val="26"/>
+                <w:szCs w:val="26"/>
+              </w:rPr>
+              <w:t xml:space="preserve">원혜진</w:t>
             </w:r>
           </w:p>
         </w:tc>
@@ -501,120 +501,120 @@
                 <w:rFonts w:ascii="Arial" w:cs="Arial" w:eastAsia="Arial" w:hAnsi="Arial"/>
                 <w:b/>
                 <w:bCs/>
-                <w:sz w:val="56"/>
-                <w:szCs w:val="56"/>
-              </w:rPr>
-              <w:t xml:space="preserve">anh Triết Hiền</w:t>
-            </w:r>
-          </w:p>
-          <w:p>
-            <w:pPr>
-              <w:jc w:val="center"/>
-            </w:pPr>
-            <w:r>
-              <w:rPr>
-                <w:rFonts w:ascii="Malgun Gothic" w:cs="Malgun Gothic" w:eastAsia="Malgun Gothic" w:hAnsi="Malgun Gothic"/>
-                <w:color w:val="444444"/>
-                <w:sz w:val="26"/>
-                <w:szCs w:val="26"/>
-              </w:rPr>
-              <w:t xml:space="preserve">박철현 형제</w:t>
-            </w:r>
-          </w:p>
-        </w:tc>
-        <w:tc>
-          <w:tcPr>
-            <w:tcW w:type="dxa" w:w="5102"/>
-            <w:tcBorders>
-              <w:top w:val="single" w:color="999999" w:sz="4"/>
-              <w:left w:val="single" w:color="999999" w:sz="4"/>
-              <w:bottom w:val="single" w:color="999999" w:sz="4"/>
-              <w:right w:val="single" w:color="999999" w:sz="4"/>
-            </w:tcBorders>
-            <w:tcMar>
-              <w:top w:type="dxa" w:w="60"/>
-              <w:left w:type="dxa" w:w="100"/>
-              <w:bottom w:type="dxa" w:w="60"/>
-              <w:right w:type="dxa" w:w="100"/>
-            </w:tcMar>
-            <w:vAlign w:val="center"/>
-          </w:tcPr>
-          <w:p>
-            <w:pPr>
-              <w:spacing w:after="120"/>
-              <w:jc w:val="center"/>
-            </w:pPr>
-            <w:r>
-              <w:rPr>
-                <w:rFonts w:ascii="Arial" w:cs="Arial" w:eastAsia="Arial" w:hAnsi="Arial"/>
-                <w:b/>
-                <w:bCs/>
-                <w:sz w:val="88"/>
-                <w:szCs w:val="88"/>
-              </w:rPr>
-              <w:t xml:space="preserve">anh Lý</w:t>
-            </w:r>
-          </w:p>
-          <w:p>
-            <w:pPr>
-              <w:jc w:val="center"/>
-            </w:pPr>
-            <w:r>
-              <w:rPr>
-                <w:rFonts w:ascii="Malgun Gothic" w:cs="Malgun Gothic" w:eastAsia="Malgun Gothic" w:hAnsi="Malgun Gothic"/>
-                <w:color w:val="444444"/>
-                <w:sz w:val="26"/>
-                <w:szCs w:val="26"/>
-              </w:rPr>
-              <w:t xml:space="preserve">송제홍 형제</w:t>
-            </w:r>
-          </w:p>
-        </w:tc>
-        <w:tc>
-          <w:tcPr>
-            <w:tcW w:type="dxa" w:w="5102"/>
-            <w:tcBorders>
-              <w:top w:val="single" w:color="999999" w:sz="4"/>
-              <w:left w:val="single" w:color="999999" w:sz="4"/>
-              <w:bottom w:val="single" w:color="999999" w:sz="4"/>
-              <w:right w:val="single" w:color="999999" w:sz="4"/>
-            </w:tcBorders>
-            <w:tcMar>
-              <w:top w:type="dxa" w:w="60"/>
-              <w:left w:type="dxa" w:w="100"/>
-              <w:bottom w:type="dxa" w:w="60"/>
-              <w:right w:type="dxa" w:w="100"/>
-            </w:tcMar>
-            <w:vAlign w:val="center"/>
-          </w:tcPr>
-          <w:p>
-            <w:pPr>
-              <w:spacing w:after="120"/>
-              <w:jc w:val="center"/>
-            </w:pPr>
-            <w:r>
-              <w:rPr>
-                <w:rFonts w:ascii="Arial" w:cs="Arial" w:eastAsia="Arial" w:hAnsi="Arial"/>
-                <w:b/>
-                <w:bCs/>
-                <w:sz w:val="72"/>
-                <w:szCs w:val="72"/>
-              </w:rPr>
-              <w:t xml:space="preserve">chị Thụy Vy</w:t>
-            </w:r>
-          </w:p>
-          <w:p>
-            <w:pPr>
-              <w:jc w:val="center"/>
-            </w:pPr>
-            <w:r>
-              <w:rPr>
-                <w:rFonts w:ascii="Malgun Gothic" w:cs="Malgun Gothic" w:eastAsia="Malgun Gothic" w:hAnsi="Malgun Gothic"/>
-                <w:color w:val="444444"/>
-                <w:sz w:val="26"/>
-                <w:szCs w:val="26"/>
-              </w:rPr>
-              <w:t xml:space="preserve">이서희 자매</w:t>
+                <w:sz w:val="88"/>
+                <w:szCs w:val="88"/>
+              </w:rPr>
+              <w:t xml:space="preserve">Triết Hiền</w:t>
+            </w:r>
+          </w:p>
+          <w:p>
+            <w:pPr>
+              <w:jc w:val="center"/>
+            </w:pPr>
+            <w:r>
+              <w:rPr>
+                <w:rFonts w:ascii="Malgun Gothic" w:cs="Malgun Gothic" w:eastAsia="Malgun Gothic" w:hAnsi="Malgun Gothic"/>
+                <w:color w:val="444444"/>
+                <w:sz w:val="26"/>
+                <w:szCs w:val="26"/>
+              </w:rPr>
+              <w:t xml:space="preserve">박철현</w:t>
+            </w:r>
+          </w:p>
+        </w:tc>
+        <w:tc>
+          <w:tcPr>
+            <w:tcW w:type="dxa" w:w="5102"/>
+            <w:tcBorders>
+              <w:top w:val="single" w:color="999999" w:sz="4"/>
+              <w:left w:val="single" w:color="999999" w:sz="4"/>
+              <w:bottom w:val="single" w:color="999999" w:sz="4"/>
+              <w:right w:val="single" w:color="999999" w:sz="4"/>
+            </w:tcBorders>
+            <w:tcMar>
+              <w:top w:type="dxa" w:w="60"/>
+              <w:left w:type="dxa" w:w="100"/>
+              <w:bottom w:type="dxa" w:w="60"/>
+              <w:right w:type="dxa" w:w="100"/>
+            </w:tcMar>
+            <w:vAlign w:val="center"/>
+          </w:tcPr>
+          <w:p>
+            <w:pPr>
+              <w:spacing w:after="120"/>
+              <w:jc w:val="center"/>
+            </w:pPr>
+            <w:r>
+              <w:rPr>
+                <w:rFonts w:ascii="Arial" w:cs="Arial" w:eastAsia="Arial" w:hAnsi="Arial"/>
+                <w:b/>
+                <w:bCs/>
+                <w:sz w:val="88"/>
+                <w:szCs w:val="88"/>
+              </w:rPr>
+              <w:t xml:space="preserve">Lý</w:t>
+            </w:r>
+          </w:p>
+          <w:p>
+            <w:pPr>
+              <w:jc w:val="center"/>
+            </w:pPr>
+            <w:r>
+              <w:rPr>
+                <w:rFonts w:ascii="Malgun Gothic" w:cs="Malgun Gothic" w:eastAsia="Malgun Gothic" w:hAnsi="Malgun Gothic"/>
+                <w:color w:val="444444"/>
+                <w:sz w:val="26"/>
+                <w:szCs w:val="26"/>
+              </w:rPr>
+              <w:t xml:space="preserve">송제홍</w:t>
+            </w:r>
+          </w:p>
+        </w:tc>
+        <w:tc>
+          <w:tcPr>
+            <w:tcW w:type="dxa" w:w="5102"/>
+            <w:tcBorders>
+              <w:top w:val="single" w:color="999999" w:sz="4"/>
+              <w:left w:val="single" w:color="999999" w:sz="4"/>
+              <w:bottom w:val="single" w:color="999999" w:sz="4"/>
+              <w:right w:val="single" w:color="999999" w:sz="4"/>
+            </w:tcBorders>
+            <w:tcMar>
+              <w:top w:type="dxa" w:w="60"/>
+              <w:left w:type="dxa" w:w="100"/>
+              <w:bottom w:type="dxa" w:w="60"/>
+              <w:right w:type="dxa" w:w="100"/>
+            </w:tcMar>
+            <w:vAlign w:val="center"/>
+          </w:tcPr>
+          <w:p>
+            <w:pPr>
+              <w:spacing w:after="120"/>
+              <w:jc w:val="center"/>
+            </w:pPr>
+            <w:r>
+              <w:rPr>
+                <w:rFonts w:ascii="Arial" w:cs="Arial" w:eastAsia="Arial" w:hAnsi="Arial"/>
+                <w:b/>
+                <w:bCs/>
+                <w:sz w:val="88"/>
+                <w:szCs w:val="88"/>
+              </w:rPr>
+              <w:t xml:space="preserve">Thụy Vy</w:t>
+            </w:r>
+          </w:p>
+          <w:p>
+            <w:pPr>
+              <w:jc w:val="center"/>
+            </w:pPr>
+            <w:r>
+              <w:rPr>
+                <w:rFonts w:ascii="Malgun Gothic" w:cs="Malgun Gothic" w:eastAsia="Malgun Gothic" w:hAnsi="Malgun Gothic"/>
+                <w:color w:val="444444"/>
+                <w:sz w:val="26"/>
+                <w:szCs w:val="26"/>
+              </w:rPr>
+              <w:t xml:space="preserve">이서희</w:t>
             </w:r>
           </w:p>
         </w:tc>
@@ -654,117 +654,117 @@
                 <w:sz w:val="88"/>
                 <w:szCs w:val="88"/>
               </w:rPr>
-              <w:t xml:space="preserve">chị Xuyến</w:t>
-            </w:r>
-          </w:p>
-          <w:p>
-            <w:pPr>
-              <w:jc w:val="center"/>
-            </w:pPr>
-            <w:r>
-              <w:rPr>
-                <w:rFonts w:ascii="Malgun Gothic" w:cs="Malgun Gothic" w:eastAsia="Malgun Gothic" w:hAnsi="Malgun Gothic"/>
-                <w:color w:val="444444"/>
-                <w:sz w:val="26"/>
-                <w:szCs w:val="26"/>
-              </w:rPr>
-              <w:t xml:space="preserve">이수연 자매</w:t>
-            </w:r>
-          </w:p>
-        </w:tc>
-        <w:tc>
-          <w:tcPr>
-            <w:tcW w:type="dxa" w:w="5102"/>
-            <w:tcBorders>
-              <w:top w:val="single" w:color="999999" w:sz="4"/>
-              <w:left w:val="single" w:color="999999" w:sz="4"/>
-              <w:bottom w:val="single" w:color="999999" w:sz="4"/>
-              <w:right w:val="single" w:color="999999" w:sz="4"/>
-            </w:tcBorders>
-            <w:tcMar>
-              <w:top w:type="dxa" w:w="60"/>
-              <w:left w:type="dxa" w:w="100"/>
-              <w:bottom w:type="dxa" w:w="60"/>
-              <w:right w:type="dxa" w:w="100"/>
-            </w:tcMar>
-            <w:vAlign w:val="center"/>
-          </w:tcPr>
-          <w:p>
-            <w:pPr>
-              <w:spacing w:after="120"/>
-              <w:jc w:val="center"/>
-            </w:pPr>
-            <w:r>
-              <w:rPr>
-                <w:rFonts w:ascii="Arial" w:cs="Arial" w:eastAsia="Arial" w:hAnsi="Arial"/>
-                <w:b/>
-                <w:bCs/>
-                <w:sz w:val="88"/>
-                <w:szCs w:val="88"/>
-              </w:rPr>
-              <w:t xml:space="preserve">anh Minh</w:t>
-            </w:r>
-          </w:p>
-          <w:p>
-            <w:pPr>
-              <w:jc w:val="center"/>
-            </w:pPr>
-            <w:r>
-              <w:rPr>
-                <w:rFonts w:ascii="Malgun Gothic" w:cs="Malgun Gothic" w:eastAsia="Malgun Gothic" w:hAnsi="Malgun Gothic"/>
-                <w:color w:val="444444"/>
-                <w:sz w:val="26"/>
-                <w:szCs w:val="26"/>
-              </w:rPr>
-              <w:t xml:space="preserve">이종명 형제</w:t>
-            </w:r>
-          </w:p>
-        </w:tc>
-        <w:tc>
-          <w:tcPr>
-            <w:tcW w:type="dxa" w:w="5102"/>
-            <w:tcBorders>
-              <w:top w:val="single" w:color="999999" w:sz="4"/>
-              <w:left w:val="single" w:color="999999" w:sz="4"/>
-              <w:bottom w:val="single" w:color="999999" w:sz="4"/>
-              <w:right w:val="single" w:color="999999" w:sz="4"/>
-            </w:tcBorders>
-            <w:tcMar>
-              <w:top w:type="dxa" w:w="60"/>
-              <w:left w:type="dxa" w:w="100"/>
-              <w:bottom w:type="dxa" w:w="60"/>
-              <w:right w:type="dxa" w:w="100"/>
-            </w:tcMar>
-            <w:vAlign w:val="center"/>
-          </w:tcPr>
-          <w:p>
-            <w:pPr>
-              <w:spacing w:after="120"/>
-              <w:jc w:val="center"/>
-            </w:pPr>
-            <w:r>
-              <w:rPr>
-                <w:rFonts w:ascii="Arial" w:cs="Arial" w:eastAsia="Arial" w:hAnsi="Arial"/>
-                <w:b/>
-                <w:bCs/>
-                <w:sz w:val="88"/>
-                <w:szCs w:val="88"/>
-              </w:rPr>
-              <w:t xml:space="preserve">chị Ngọc</w:t>
-            </w:r>
-          </w:p>
-          <w:p>
-            <w:pPr>
-              <w:jc w:val="center"/>
-            </w:pPr>
-            <w:r>
-              <w:rPr>
-                <w:rFonts w:ascii="Malgun Gothic" w:cs="Malgun Gothic" w:eastAsia="Malgun Gothic" w:hAnsi="Malgun Gothic"/>
-                <w:color w:val="444444"/>
-                <w:sz w:val="26"/>
-                <w:szCs w:val="26"/>
-              </w:rPr>
-              <w:t xml:space="preserve">이주옥 자매</w:t>
+              <w:t xml:space="preserve">Xuyến</w:t>
+            </w:r>
+          </w:p>
+          <w:p>
+            <w:pPr>
+              <w:jc w:val="center"/>
+            </w:pPr>
+            <w:r>
+              <w:rPr>
+                <w:rFonts w:ascii="Malgun Gothic" w:cs="Malgun Gothic" w:eastAsia="Malgun Gothic" w:hAnsi="Malgun Gothic"/>
+                <w:color w:val="444444"/>
+                <w:sz w:val="26"/>
+                <w:szCs w:val="26"/>
+              </w:rPr>
+              <w:t xml:space="preserve">이수연</w:t>
+            </w:r>
+          </w:p>
+        </w:tc>
+        <w:tc>
+          <w:tcPr>
+            <w:tcW w:type="dxa" w:w="5102"/>
+            <w:tcBorders>
+              <w:top w:val="single" w:color="999999" w:sz="4"/>
+              <w:left w:val="single" w:color="999999" w:sz="4"/>
+              <w:bottom w:val="single" w:color="999999" w:sz="4"/>
+              <w:right w:val="single" w:color="999999" w:sz="4"/>
+            </w:tcBorders>
+            <w:tcMar>
+              <w:top w:type="dxa" w:w="60"/>
+              <w:left w:type="dxa" w:w="100"/>
+              <w:bottom w:type="dxa" w:w="60"/>
+              <w:right w:type="dxa" w:w="100"/>
+            </w:tcMar>
+            <w:vAlign w:val="center"/>
+          </w:tcPr>
+          <w:p>
+            <w:pPr>
+              <w:spacing w:after="120"/>
+              <w:jc w:val="center"/>
+            </w:pPr>
+            <w:r>
+              <w:rPr>
+                <w:rFonts w:ascii="Arial" w:cs="Arial" w:eastAsia="Arial" w:hAnsi="Arial"/>
+                <w:b/>
+                <w:bCs/>
+                <w:sz w:val="88"/>
+                <w:szCs w:val="88"/>
+              </w:rPr>
+              <w:t xml:space="preserve">Minh</w:t>
+            </w:r>
+          </w:p>
+          <w:p>
+            <w:pPr>
+              <w:jc w:val="center"/>
+            </w:pPr>
+            <w:r>
+              <w:rPr>
+                <w:rFonts w:ascii="Malgun Gothic" w:cs="Malgun Gothic" w:eastAsia="Malgun Gothic" w:hAnsi="Malgun Gothic"/>
+                <w:color w:val="444444"/>
+                <w:sz w:val="26"/>
+                <w:szCs w:val="26"/>
+              </w:rPr>
+              <w:t xml:space="preserve">이종명</w:t>
+            </w:r>
+          </w:p>
+        </w:tc>
+        <w:tc>
+          <w:tcPr>
+            <w:tcW w:type="dxa" w:w="5102"/>
+            <w:tcBorders>
+              <w:top w:val="single" w:color="999999" w:sz="4"/>
+              <w:left w:val="single" w:color="999999" w:sz="4"/>
+              <w:bottom w:val="single" w:color="999999" w:sz="4"/>
+              <w:right w:val="single" w:color="999999" w:sz="4"/>
+            </w:tcBorders>
+            <w:tcMar>
+              <w:top w:type="dxa" w:w="60"/>
+              <w:left w:type="dxa" w:w="100"/>
+              <w:bottom w:type="dxa" w:w="60"/>
+              <w:right w:type="dxa" w:w="100"/>
+            </w:tcMar>
+            <w:vAlign w:val="center"/>
+          </w:tcPr>
+          <w:p>
+            <w:pPr>
+              <w:spacing w:after="120"/>
+              <w:jc w:val="center"/>
+            </w:pPr>
+            <w:r>
+              <w:rPr>
+                <w:rFonts w:ascii="Arial" w:cs="Arial" w:eastAsia="Arial" w:hAnsi="Arial"/>
+                <w:b/>
+                <w:bCs/>
+                <w:sz w:val="88"/>
+                <w:szCs w:val="88"/>
+              </w:rPr>
+              <w:t xml:space="preserve">Ngọc</w:t>
+            </w:r>
+          </w:p>
+          <w:p>
+            <w:pPr>
+              <w:jc w:val="center"/>
+            </w:pPr>
+            <w:r>
+              <w:rPr>
+                <w:rFonts w:ascii="Malgun Gothic" w:cs="Malgun Gothic" w:eastAsia="Malgun Gothic" w:hAnsi="Malgun Gothic"/>
+                <w:color w:val="444444"/>
+                <w:sz w:val="26"/>
+                <w:szCs w:val="26"/>
+              </w:rPr>
+              <w:t xml:space="preserve">이주옥</w:t>
             </w:r>
           </w:p>
         </w:tc>
@@ -801,8 +801,8 @@
                 <w:rFonts w:ascii="Arial" w:cs="Arial" w:eastAsia="Arial" w:hAnsi="Arial"/>
                 <w:b/>
                 <w:bCs/>
-                <w:sz w:val="72"/>
-                <w:szCs w:val="72"/>
+                <w:sz w:val="88"/>
+                <w:szCs w:val="88"/>
               </w:rPr>
               <w:t xml:space="preserve">em Thiên Vy</w:t>
             </w:r>
@@ -849,8 +849,8 @@
                 <w:rFonts w:ascii="Arial" w:cs="Arial" w:eastAsia="Arial" w:hAnsi="Arial"/>
                 <w:b/>
                 <w:bCs/>
-                <w:sz w:val="66"/>
-                <w:szCs w:val="66"/>
+                <w:sz w:val="88"/>
+                <w:szCs w:val="88"/>
               </w:rPr>
               <w:t xml:space="preserve">em Thiên Nga</w:t>
             </w:r>
@@ -900,21 +900,21 @@
                 <w:sz w:val="88"/>
                 <w:szCs w:val="88"/>
               </w:rPr>
-              <w:t xml:space="preserve">chị Châu</w:t>
-            </w:r>
-          </w:p>
-          <w:p>
-            <w:pPr>
-              <w:jc w:val="center"/>
-            </w:pPr>
-            <w:r>
-              <w:rPr>
-                <w:rFonts w:ascii="Malgun Gothic" w:cs="Malgun Gothic" w:eastAsia="Malgun Gothic" w:hAnsi="Malgun Gothic"/>
-                <w:color w:val="444444"/>
-                <w:sz w:val="26"/>
-                <w:szCs w:val="26"/>
-              </w:rPr>
-              <w:t xml:space="preserve">최영주 자매</w:t>
+              <w:t xml:space="preserve">Châu</w:t>
+            </w:r>
+          </w:p>
+          <w:p>
+            <w:pPr>
+              <w:jc w:val="center"/>
+            </w:pPr>
+            <w:r>
+              <w:rPr>
+                <w:rFonts w:ascii="Malgun Gothic" w:cs="Malgun Gothic" w:eastAsia="Malgun Gothic" w:hAnsi="Malgun Gothic"/>
+                <w:color w:val="444444"/>
+                <w:sz w:val="26"/>
+                <w:szCs w:val="26"/>
+              </w:rPr>
+              <w:t xml:space="preserve">최영주</w:t>
             </w:r>
           </w:p>
         </w:tc>
@@ -954,117 +954,117 @@
                 <w:sz w:val="88"/>
                 <w:szCs w:val="88"/>
               </w:rPr>
-              <w:t xml:space="preserve">anh Huyền</w:t>
-            </w:r>
-          </w:p>
-          <w:p>
-            <w:pPr>
-              <w:jc w:val="center"/>
-            </w:pPr>
-            <w:r>
-              <w:rPr>
-                <w:rFonts w:ascii="Malgun Gothic" w:cs="Malgun Gothic" w:eastAsia="Malgun Gothic" w:hAnsi="Malgun Gothic"/>
-                <w:color w:val="444444"/>
-                <w:sz w:val="26"/>
-                <w:szCs w:val="26"/>
-              </w:rPr>
-              <w:t xml:space="preserve">한상현 형제</w:t>
-            </w:r>
-          </w:p>
-        </w:tc>
-        <w:tc>
-          <w:tcPr>
-            <w:tcW w:type="dxa" w:w="5102"/>
-            <w:tcBorders>
-              <w:top w:val="single" w:color="999999" w:sz="4"/>
-              <w:left w:val="single" w:color="999999" w:sz="4"/>
-              <w:bottom w:val="single" w:color="999999" w:sz="4"/>
-              <w:right w:val="single" w:color="999999" w:sz="4"/>
-            </w:tcBorders>
-            <w:tcMar>
-              <w:top w:type="dxa" w:w="60"/>
-              <w:left w:type="dxa" w:w="100"/>
-              <w:bottom w:type="dxa" w:w="60"/>
-              <w:right w:type="dxa" w:w="100"/>
-            </w:tcMar>
-            <w:vAlign w:val="center"/>
-          </w:tcPr>
-          <w:p>
-            <w:pPr>
-              <w:spacing w:after="120"/>
-              <w:jc w:val="center"/>
-            </w:pPr>
-            <w:r>
-              <w:rPr>
-                <w:rFonts w:ascii="Arial" w:cs="Arial" w:eastAsia="Arial" w:hAnsi="Arial"/>
-                <w:b/>
-                <w:bCs/>
-                <w:sz w:val="88"/>
-                <w:szCs w:val="88"/>
-              </w:rPr>
-              <w:t xml:space="preserve">anh Tươi</w:t>
-            </w:r>
-          </w:p>
-          <w:p>
-            <w:pPr>
-              <w:jc w:val="center"/>
-            </w:pPr>
-            <w:r>
-              <w:rPr>
-                <w:rFonts w:ascii="Malgun Gothic" w:cs="Malgun Gothic" w:eastAsia="Malgun Gothic" w:hAnsi="Malgun Gothic"/>
-                <w:color w:val="444444"/>
-                <w:sz w:val="26"/>
-                <w:szCs w:val="26"/>
-              </w:rPr>
-              <w:t xml:space="preserve">한도희 형제</w:t>
-            </w:r>
-          </w:p>
-        </w:tc>
-        <w:tc>
-          <w:tcPr>
-            <w:tcW w:type="dxa" w:w="5102"/>
-            <w:tcBorders>
-              <w:top w:val="single" w:color="999999" w:sz="4"/>
-              <w:left w:val="single" w:color="999999" w:sz="4"/>
-              <w:bottom w:val="single" w:color="999999" w:sz="4"/>
-              <w:right w:val="single" w:color="999999" w:sz="4"/>
-            </w:tcBorders>
-            <w:tcMar>
-              <w:top w:type="dxa" w:w="60"/>
-              <w:left w:type="dxa" w:w="100"/>
-              <w:bottom w:type="dxa" w:w="60"/>
-              <w:right w:type="dxa" w:w="100"/>
-            </w:tcMar>
-            <w:vAlign w:val="center"/>
-          </w:tcPr>
-          <w:p>
-            <w:pPr>
-              <w:spacing w:after="120"/>
-              <w:jc w:val="center"/>
-            </w:pPr>
-            <w:r>
-              <w:rPr>
-                <w:rFonts w:ascii="Arial" w:cs="Arial" w:eastAsia="Arial" w:hAnsi="Arial"/>
-                <w:b/>
-                <w:bCs/>
-                <w:sz w:val="88"/>
-                <w:szCs w:val="88"/>
-              </w:rPr>
-              <w:t xml:space="preserve">chị Quyên</w:t>
-            </w:r>
-          </w:p>
-          <w:p>
-            <w:pPr>
-              <w:jc w:val="center"/>
-            </w:pPr>
-            <w:r>
-              <w:rPr>
-                <w:rFonts w:ascii="Malgun Gothic" w:cs="Malgun Gothic" w:eastAsia="Malgun Gothic" w:hAnsi="Malgun Gothic"/>
-                <w:color w:val="444444"/>
-                <w:sz w:val="26"/>
-                <w:szCs w:val="26"/>
-              </w:rPr>
-              <w:t xml:space="preserve">서주연 자매</w:t>
+              <w:t xml:space="preserve">Huyền</w:t>
+            </w:r>
+          </w:p>
+          <w:p>
+            <w:pPr>
+              <w:jc w:val="center"/>
+            </w:pPr>
+            <w:r>
+              <w:rPr>
+                <w:rFonts w:ascii="Malgun Gothic" w:cs="Malgun Gothic" w:eastAsia="Malgun Gothic" w:hAnsi="Malgun Gothic"/>
+                <w:color w:val="444444"/>
+                <w:sz w:val="26"/>
+                <w:szCs w:val="26"/>
+              </w:rPr>
+              <w:t xml:space="preserve">한상현</w:t>
+            </w:r>
+          </w:p>
+        </w:tc>
+        <w:tc>
+          <w:tcPr>
+            <w:tcW w:type="dxa" w:w="5102"/>
+            <w:tcBorders>
+              <w:top w:val="single" w:color="999999" w:sz="4"/>
+              <w:left w:val="single" w:color="999999" w:sz="4"/>
+              <w:bottom w:val="single" w:color="999999" w:sz="4"/>
+              <w:right w:val="single" w:color="999999" w:sz="4"/>
+            </w:tcBorders>
+            <w:tcMar>
+              <w:top w:type="dxa" w:w="60"/>
+              <w:left w:type="dxa" w:w="100"/>
+              <w:bottom w:type="dxa" w:w="60"/>
+              <w:right w:type="dxa" w:w="100"/>
+            </w:tcMar>
+            <w:vAlign w:val="center"/>
+          </w:tcPr>
+          <w:p>
+            <w:pPr>
+              <w:spacing w:after="120"/>
+              <w:jc w:val="center"/>
+            </w:pPr>
+            <w:r>
+              <w:rPr>
+                <w:rFonts w:ascii="Arial" w:cs="Arial" w:eastAsia="Arial" w:hAnsi="Arial"/>
+                <w:b/>
+                <w:bCs/>
+                <w:sz w:val="88"/>
+                <w:szCs w:val="88"/>
+              </w:rPr>
+              <w:t xml:space="preserve">Tươi</w:t>
+            </w:r>
+          </w:p>
+          <w:p>
+            <w:pPr>
+              <w:jc w:val="center"/>
+            </w:pPr>
+            <w:r>
+              <w:rPr>
+                <w:rFonts w:ascii="Malgun Gothic" w:cs="Malgun Gothic" w:eastAsia="Malgun Gothic" w:hAnsi="Malgun Gothic"/>
+                <w:color w:val="444444"/>
+                <w:sz w:val="26"/>
+                <w:szCs w:val="26"/>
+              </w:rPr>
+              <w:t xml:space="preserve">한도희</w:t>
+            </w:r>
+          </w:p>
+        </w:tc>
+        <w:tc>
+          <w:tcPr>
+            <w:tcW w:type="dxa" w:w="5102"/>
+            <w:tcBorders>
+              <w:top w:val="single" w:color="999999" w:sz="4"/>
+              <w:left w:val="single" w:color="999999" w:sz="4"/>
+              <w:bottom w:val="single" w:color="999999" w:sz="4"/>
+              <w:right w:val="single" w:color="999999" w:sz="4"/>
+            </w:tcBorders>
+            <w:tcMar>
+              <w:top w:type="dxa" w:w="60"/>
+              <w:left w:type="dxa" w:w="100"/>
+              <w:bottom w:type="dxa" w:w="60"/>
+              <w:right w:type="dxa" w:w="100"/>
+            </w:tcMar>
+            <w:vAlign w:val="center"/>
+          </w:tcPr>
+          <w:p>
+            <w:pPr>
+              <w:spacing w:after="120"/>
+              <w:jc w:val="center"/>
+            </w:pPr>
+            <w:r>
+              <w:rPr>
+                <w:rFonts w:ascii="Arial" w:cs="Arial" w:eastAsia="Arial" w:hAnsi="Arial"/>
+                <w:b/>
+                <w:bCs/>
+                <w:sz w:val="88"/>
+                <w:szCs w:val="88"/>
+              </w:rPr>
+              <w:t xml:space="preserve">Quyên</w:t>
+            </w:r>
+          </w:p>
+          <w:p>
+            <w:pPr>
+              <w:jc w:val="center"/>
+            </w:pPr>
+            <w:r>
+              <w:rPr>
+                <w:rFonts w:ascii="Malgun Gothic" w:cs="Malgun Gothic" w:eastAsia="Malgun Gothic" w:hAnsi="Malgun Gothic"/>
+                <w:color w:val="444444"/>
+                <w:sz w:val="26"/>
+                <w:szCs w:val="26"/>
+              </w:rPr>
+              <w:t xml:space="preserve">서주연</w:t>
             </w:r>
           </w:p>
         </w:tc>
@@ -1101,8 +1101,8 @@
                 <w:rFonts w:ascii="Arial" w:cs="Arial" w:eastAsia="Arial" w:hAnsi="Arial"/>
                 <w:b/>
                 <w:bCs/>
-                <w:sz w:val="72"/>
-                <w:szCs w:val="72"/>
+                <w:sz w:val="88"/>
+                <w:szCs w:val="88"/>
               </w:rPr>
               <w:t xml:space="preserve">em Chinh Du</w:t>
             </w:r>
@@ -1118,103 +1118,103 @@
                 <w:sz w:val="26"/>
                 <w:szCs w:val="26"/>
               </w:rPr>
-              <w:t xml:space="preserve">한정우 형제</w:t>
-            </w:r>
-          </w:p>
-        </w:tc>
-        <w:tc>
-          <w:tcPr>
-            <w:tcW w:type="dxa" w:w="5102"/>
-            <w:tcBorders>
-              <w:top w:val="single" w:color="999999" w:sz="4"/>
-              <w:left w:val="single" w:color="999999" w:sz="4"/>
-              <w:bottom w:val="single" w:color="999999" w:sz="4"/>
-              <w:right w:val="single" w:color="999999" w:sz="4"/>
-            </w:tcBorders>
-            <w:tcMar>
-              <w:top w:type="dxa" w:w="60"/>
-              <w:left w:type="dxa" w:w="100"/>
-              <w:bottom w:type="dxa" w:w="60"/>
-              <w:right w:type="dxa" w:w="100"/>
-            </w:tcMar>
-            <w:vAlign w:val="center"/>
-          </w:tcPr>
-          <w:p>
-            <w:pPr>
-              <w:spacing w:after="120"/>
-              <w:jc w:val="center"/>
-            </w:pPr>
-            <w:r>
-              <w:rPr>
-                <w:rFonts w:ascii="Arial" w:cs="Arial" w:eastAsia="Arial" w:hAnsi="Arial"/>
-                <w:b/>
-                <w:bCs/>
-                <w:sz w:val="60"/>
-                <w:szCs w:val="60"/>
-              </w:rPr>
-              <w:t xml:space="preserve">anh Lam Phong</w:t>
-            </w:r>
-          </w:p>
-          <w:p>
-            <w:pPr>
-              <w:jc w:val="center"/>
-            </w:pPr>
-            <w:r>
-              <w:rPr>
-                <w:rFonts w:ascii="Malgun Gothic" w:cs="Malgun Gothic" w:eastAsia="Malgun Gothic" w:hAnsi="Malgun Gothic"/>
-                <w:color w:val="444444"/>
-                <w:sz w:val="26"/>
-                <w:szCs w:val="26"/>
-              </w:rPr>
-              <w:t xml:space="preserve">최찬호 형제</w:t>
-            </w:r>
-          </w:p>
-        </w:tc>
-        <w:tc>
-          <w:tcPr>
-            <w:tcW w:type="dxa" w:w="5102"/>
-            <w:tcBorders>
-              <w:top w:val="single" w:color="999999" w:sz="4"/>
-              <w:left w:val="single" w:color="999999" w:sz="4"/>
-              <w:bottom w:val="single" w:color="999999" w:sz="4"/>
-              <w:right w:val="single" w:color="999999" w:sz="4"/>
-            </w:tcBorders>
-            <w:tcMar>
-              <w:top w:type="dxa" w:w="60"/>
-              <w:left w:type="dxa" w:w="100"/>
-              <w:bottom w:type="dxa" w:w="60"/>
-              <w:right w:type="dxa" w:w="100"/>
-            </w:tcMar>
-            <w:vAlign w:val="center"/>
-          </w:tcPr>
-          <w:p>
-            <w:pPr>
-              <w:spacing w:after="120"/>
-              <w:jc w:val="center"/>
-            </w:pPr>
-            <w:r>
-              <w:rPr>
-                <w:rFonts w:ascii="Arial" w:cs="Arial" w:eastAsia="Arial" w:hAnsi="Arial"/>
-                <w:b/>
-                <w:bCs/>
-                <w:sz w:val="66"/>
-                <w:szCs w:val="66"/>
-              </w:rPr>
-              <w:t xml:space="preserve">chị Mỹ Duyên</w:t>
-            </w:r>
-          </w:p>
-          <w:p>
-            <w:pPr>
-              <w:jc w:val="center"/>
-            </w:pPr>
-            <w:r>
-              <w:rPr>
-                <w:rFonts w:ascii="Malgun Gothic" w:cs="Malgun Gothic" w:eastAsia="Malgun Gothic" w:hAnsi="Malgun Gothic"/>
-                <w:color w:val="444444"/>
-                <w:sz w:val="26"/>
-                <w:szCs w:val="26"/>
-              </w:rPr>
-              <w:t xml:space="preserve">이재순 자매</w:t>
+              <w:t xml:space="preserve">한정우</w:t>
+            </w:r>
+          </w:p>
+        </w:tc>
+        <w:tc>
+          <w:tcPr>
+            <w:tcW w:type="dxa" w:w="5102"/>
+            <w:tcBorders>
+              <w:top w:val="single" w:color="999999" w:sz="4"/>
+              <w:left w:val="single" w:color="999999" w:sz="4"/>
+              <w:bottom w:val="single" w:color="999999" w:sz="4"/>
+              <w:right w:val="single" w:color="999999" w:sz="4"/>
+            </w:tcBorders>
+            <w:tcMar>
+              <w:top w:type="dxa" w:w="60"/>
+              <w:left w:type="dxa" w:w="100"/>
+              <w:bottom w:type="dxa" w:w="60"/>
+              <w:right w:type="dxa" w:w="100"/>
+            </w:tcMar>
+            <w:vAlign w:val="center"/>
+          </w:tcPr>
+          <w:p>
+            <w:pPr>
+              <w:spacing w:after="120"/>
+              <w:jc w:val="center"/>
+            </w:pPr>
+            <w:r>
+              <w:rPr>
+                <w:rFonts w:ascii="Arial" w:cs="Arial" w:eastAsia="Arial" w:hAnsi="Arial"/>
+                <w:b/>
+                <w:bCs/>
+                <w:sz w:val="88"/>
+                <w:szCs w:val="88"/>
+              </w:rPr>
+              <w:t xml:space="preserve">Lam Phong</w:t>
+            </w:r>
+          </w:p>
+          <w:p>
+            <w:pPr>
+              <w:jc w:val="center"/>
+            </w:pPr>
+            <w:r>
+              <w:rPr>
+                <w:rFonts w:ascii="Malgun Gothic" w:cs="Malgun Gothic" w:eastAsia="Malgun Gothic" w:hAnsi="Malgun Gothic"/>
+                <w:color w:val="444444"/>
+                <w:sz w:val="26"/>
+                <w:szCs w:val="26"/>
+              </w:rPr>
+              <w:t xml:space="preserve">최찬호</w:t>
+            </w:r>
+          </w:p>
+        </w:tc>
+        <w:tc>
+          <w:tcPr>
+            <w:tcW w:type="dxa" w:w="5102"/>
+            <w:tcBorders>
+              <w:top w:val="single" w:color="999999" w:sz="4"/>
+              <w:left w:val="single" w:color="999999" w:sz="4"/>
+              <w:bottom w:val="single" w:color="999999" w:sz="4"/>
+              <w:right w:val="single" w:color="999999" w:sz="4"/>
+            </w:tcBorders>
+            <w:tcMar>
+              <w:top w:type="dxa" w:w="60"/>
+              <w:left w:type="dxa" w:w="100"/>
+              <w:bottom w:type="dxa" w:w="60"/>
+              <w:right w:type="dxa" w:w="100"/>
+            </w:tcMar>
+            <w:vAlign w:val="center"/>
+          </w:tcPr>
+          <w:p>
+            <w:pPr>
+              <w:spacing w:after="120"/>
+              <w:jc w:val="center"/>
+            </w:pPr>
+            <w:r>
+              <w:rPr>
+                <w:rFonts w:ascii="Arial" w:cs="Arial" w:eastAsia="Arial" w:hAnsi="Arial"/>
+                <w:b/>
+                <w:bCs/>
+                <w:sz w:val="88"/>
+                <w:szCs w:val="88"/>
+              </w:rPr>
+              <w:t xml:space="preserve">Mỹ Duyên</w:t>
+            </w:r>
+          </w:p>
+          <w:p>
+            <w:pPr>
+              <w:jc w:val="center"/>
+            </w:pPr>
+            <w:r>
+              <w:rPr>
+                <w:rFonts w:ascii="Malgun Gothic" w:cs="Malgun Gothic" w:eastAsia="Malgun Gothic" w:hAnsi="Malgun Gothic"/>
+                <w:color w:val="444444"/>
+                <w:sz w:val="26"/>
+                <w:szCs w:val="26"/>
+              </w:rPr>
+              <w:t xml:space="preserve">이재순</w:t>
             </w:r>
           </w:p>
         </w:tc>
@@ -1251,104 +1251,104 @@
                 <w:rFonts w:ascii="Arial" w:cs="Arial" w:eastAsia="Arial" w:hAnsi="Arial"/>
                 <w:b/>
                 <w:bCs/>
-                <w:sz w:val="56"/>
-                <w:szCs w:val="56"/>
-              </w:rPr>
-              <w:t xml:space="preserve">anh Dương Bình</w:t>
-            </w:r>
-          </w:p>
-          <w:p>
-            <w:pPr>
-              <w:jc w:val="center"/>
-            </w:pPr>
-            <w:r>
-              <w:rPr>
-                <w:rFonts w:ascii="Malgun Gothic" w:cs="Malgun Gothic" w:eastAsia="Malgun Gothic" w:hAnsi="Malgun Gothic"/>
-                <w:color w:val="444444"/>
-                <w:sz w:val="26"/>
-                <w:szCs w:val="26"/>
-              </w:rPr>
-              <w:t xml:space="preserve">김한빈 형제</w:t>
-            </w:r>
-          </w:p>
-        </w:tc>
-        <w:tc>
-          <w:tcPr>
-            <w:tcW w:type="dxa" w:w="5102"/>
-            <w:tcBorders>
-              <w:top w:val="single" w:color="999999" w:sz="4"/>
-              <w:left w:val="single" w:color="999999" w:sz="4"/>
-              <w:bottom w:val="single" w:color="999999" w:sz="4"/>
-              <w:right w:val="single" w:color="999999" w:sz="4"/>
-            </w:tcBorders>
-            <w:tcMar>
-              <w:top w:type="dxa" w:w="60"/>
-              <w:left w:type="dxa" w:w="100"/>
-              <w:bottom w:type="dxa" w:w="60"/>
-              <w:right w:type="dxa" w:w="100"/>
-            </w:tcMar>
-            <w:vAlign w:val="center"/>
-          </w:tcPr>
-          <w:p>
-            <w:pPr>
-              <w:spacing w:after="120"/>
-              <w:jc w:val="center"/>
-            </w:pPr>
-            <w:r>
-              <w:rPr>
-                <w:rFonts w:ascii="Arial" w:cs="Arial" w:eastAsia="Arial" w:hAnsi="Arial"/>
-                <w:b/>
-                <w:bCs/>
-                <w:sz w:val="60"/>
-                <w:szCs w:val="60"/>
-              </w:rPr>
-              <w:t xml:space="preserve">chị Ngọc Bích</w:t>
-            </w:r>
-          </w:p>
-          <w:p>
-            <w:pPr>
-              <w:jc w:val="center"/>
-            </w:pPr>
-            <w:r>
-              <w:rPr>
-                <w:rFonts w:ascii="Malgun Gothic" w:cs="Malgun Gothic" w:eastAsia="Malgun Gothic" w:hAnsi="Malgun Gothic"/>
-                <w:color w:val="444444"/>
-                <w:sz w:val="26"/>
-                <w:szCs w:val="26"/>
-              </w:rPr>
-              <w:t xml:space="preserve">김수민 자매</w:t>
-            </w:r>
-          </w:p>
-        </w:tc>
-        <w:tc>
-          <w:tcPr>
-            <w:tcW w:type="dxa" w:w="5102"/>
-            <w:tcBorders>
-              <w:top w:val="single" w:color="999999" w:sz="4"/>
-              <w:left w:val="single" w:color="999999" w:sz="4"/>
-              <w:bottom w:val="single" w:color="999999" w:sz="4"/>
-              <w:right w:val="single" w:color="999999" w:sz="4"/>
-            </w:tcBorders>
-            <w:tcMar>
-              <w:top w:type="dxa" w:w="60"/>
-              <w:left w:type="dxa" w:w="100"/>
-              <w:bottom w:type="dxa" w:w="60"/>
-              <w:right w:type="dxa" w:w="100"/>
-            </w:tcMar>
-            <w:vAlign w:val="center"/>
-          </w:tcPr>
-          <w:p>
-            <w:pPr>
-              <w:spacing w:after="120"/>
-              <w:jc w:val="center"/>
-            </w:pPr>
-            <w:r>
-              <w:rPr>
-                <w:rFonts w:ascii="Arial" w:cs="Arial" w:eastAsia="Arial" w:hAnsi="Arial"/>
-                <w:b/>
-                <w:bCs/>
-                <w:sz w:val="56"/>
-                <w:szCs w:val="56"/>
+                <w:sz w:val="88"/>
+                <w:szCs w:val="88"/>
+              </w:rPr>
+              <w:t xml:space="preserve">Dương Bình</w:t>
+            </w:r>
+          </w:p>
+          <w:p>
+            <w:pPr>
+              <w:jc w:val="center"/>
+            </w:pPr>
+            <w:r>
+              <w:rPr>
+                <w:rFonts w:ascii="Malgun Gothic" w:cs="Malgun Gothic" w:eastAsia="Malgun Gothic" w:hAnsi="Malgun Gothic"/>
+                <w:color w:val="444444"/>
+                <w:sz w:val="26"/>
+                <w:szCs w:val="26"/>
+              </w:rPr>
+              <w:t xml:space="preserve">김한빈</w:t>
+            </w:r>
+          </w:p>
+        </w:tc>
+        <w:tc>
+          <w:tcPr>
+            <w:tcW w:type="dxa" w:w="5102"/>
+            <w:tcBorders>
+              <w:top w:val="single" w:color="999999" w:sz="4"/>
+              <w:left w:val="single" w:color="999999" w:sz="4"/>
+              <w:bottom w:val="single" w:color="999999" w:sz="4"/>
+              <w:right w:val="single" w:color="999999" w:sz="4"/>
+            </w:tcBorders>
+            <w:tcMar>
+              <w:top w:type="dxa" w:w="60"/>
+              <w:left w:type="dxa" w:w="100"/>
+              <w:bottom w:type="dxa" w:w="60"/>
+              <w:right w:type="dxa" w:w="100"/>
+            </w:tcMar>
+            <w:vAlign w:val="center"/>
+          </w:tcPr>
+          <w:p>
+            <w:pPr>
+              <w:spacing w:after="120"/>
+              <w:jc w:val="center"/>
+            </w:pPr>
+            <w:r>
+              <w:rPr>
+                <w:rFonts w:ascii="Arial" w:cs="Arial" w:eastAsia="Arial" w:hAnsi="Arial"/>
+                <w:b/>
+                <w:bCs/>
+                <w:sz w:val="88"/>
+                <w:szCs w:val="88"/>
+              </w:rPr>
+              <w:t xml:space="preserve">Ngọc Bích</w:t>
+            </w:r>
+          </w:p>
+          <w:p>
+            <w:pPr>
+              <w:jc w:val="center"/>
+            </w:pPr>
+            <w:r>
+              <w:rPr>
+                <w:rFonts w:ascii="Malgun Gothic" w:cs="Malgun Gothic" w:eastAsia="Malgun Gothic" w:hAnsi="Malgun Gothic"/>
+                <w:color w:val="444444"/>
+                <w:sz w:val="26"/>
+                <w:szCs w:val="26"/>
+              </w:rPr>
+              <w:t xml:space="preserve">김수민</w:t>
+            </w:r>
+          </w:p>
+        </w:tc>
+        <w:tc>
+          <w:tcPr>
+            <w:tcW w:type="dxa" w:w="5102"/>
+            <w:tcBorders>
+              <w:top w:val="single" w:color="999999" w:sz="4"/>
+              <w:left w:val="single" w:color="999999" w:sz="4"/>
+              <w:bottom w:val="single" w:color="999999" w:sz="4"/>
+              <w:right w:val="single" w:color="999999" w:sz="4"/>
+            </w:tcBorders>
+            <w:tcMar>
+              <w:top w:type="dxa" w:w="60"/>
+              <w:left w:type="dxa" w:w="100"/>
+              <w:bottom w:type="dxa" w:w="60"/>
+              <w:right w:type="dxa" w:w="100"/>
+            </w:tcMar>
+            <w:vAlign w:val="center"/>
+          </w:tcPr>
+          <w:p>
+            <w:pPr>
+              <w:spacing w:after="120"/>
+              <w:jc w:val="center"/>
+            </w:pPr>
+            <w:r>
+              <w:rPr>
+                <w:rFonts w:ascii="Arial" w:cs="Arial" w:eastAsia="Arial" w:hAnsi="Arial"/>
+                <w:b/>
+                <w:bCs/>
+                <w:sz w:val="88"/>
+                <w:szCs w:val="88"/>
               </w:rPr>
               <w:t xml:space="preserve">em Trang Thanh</w:t>
             </w:r>
@@ -1364,7 +1364,7 @@
                 <w:sz w:val="26"/>
                 <w:szCs w:val="26"/>
               </w:rPr>
-              <w:t xml:space="preserve">김예나 자매</w:t>
+              <w:t xml:space="preserve">김예나</w:t>
             </w:r>
           </w:p>
         </w:tc>
@@ -1401,120 +1401,120 @@
                 <w:rFonts w:ascii="Arial" w:cs="Arial" w:eastAsia="Arial" w:hAnsi="Arial"/>
                 <w:b/>
                 <w:bCs/>
-                <w:sz w:val="66"/>
-                <w:szCs w:val="66"/>
-              </w:rPr>
-              <w:t xml:space="preserve">chị Ngọc Mai</w:t>
-            </w:r>
-          </w:p>
-          <w:p>
-            <w:pPr>
-              <w:jc w:val="center"/>
-            </w:pPr>
-            <w:r>
-              <w:rPr>
-                <w:rFonts w:ascii="Malgun Gothic" w:cs="Malgun Gothic" w:eastAsia="Malgun Gothic" w:hAnsi="Malgun Gothic"/>
-                <w:color w:val="444444"/>
-                <w:sz w:val="26"/>
-                <w:szCs w:val="26"/>
-              </w:rPr>
-              <w:t xml:space="preserve">쩐응옥마이 자매</w:t>
-            </w:r>
-          </w:p>
-        </w:tc>
-        <w:tc>
-          <w:tcPr>
-            <w:tcW w:type="dxa" w:w="5102"/>
-            <w:tcBorders>
-              <w:top w:val="single" w:color="999999" w:sz="4"/>
-              <w:left w:val="single" w:color="999999" w:sz="4"/>
-              <w:bottom w:val="single" w:color="999999" w:sz="4"/>
-              <w:right w:val="single" w:color="999999" w:sz="4"/>
-            </w:tcBorders>
-            <w:tcMar>
-              <w:top w:type="dxa" w:w="60"/>
-              <w:left w:type="dxa" w:w="100"/>
-              <w:bottom w:type="dxa" w:w="60"/>
-              <w:right w:type="dxa" w:w="100"/>
-            </w:tcMar>
-            <w:vAlign w:val="center"/>
-          </w:tcPr>
-          <w:p>
-            <w:pPr>
-              <w:spacing w:after="120"/>
-              <w:jc w:val="center"/>
-            </w:pPr>
-            <w:r>
-              <w:rPr>
-                <w:rFonts w:ascii="Arial" w:cs="Arial" w:eastAsia="Arial" w:hAnsi="Arial"/>
-                <w:b/>
-                <w:bCs/>
-                <w:sz w:val="80"/>
-                <w:szCs w:val="80"/>
-              </w:rPr>
-              <w:t xml:space="preserve">chị Mỹ Tâm</w:t>
-            </w:r>
-          </w:p>
-          <w:p>
-            <w:pPr>
-              <w:jc w:val="center"/>
-            </w:pPr>
-            <w:r>
-              <w:rPr>
-                <w:rFonts w:ascii="Malgun Gothic" w:cs="Malgun Gothic" w:eastAsia="Malgun Gothic" w:hAnsi="Malgun Gothic"/>
-                <w:color w:val="444444"/>
-                <w:sz w:val="26"/>
-                <w:szCs w:val="26"/>
-              </w:rPr>
-              <w:t xml:space="preserve">김소영 자매</w:t>
-            </w:r>
-          </w:p>
-        </w:tc>
-        <w:tc>
-          <w:tcPr>
-            <w:tcW w:type="dxa" w:w="5102"/>
-            <w:tcBorders>
-              <w:top w:val="single" w:color="999999" w:sz="4"/>
-              <w:left w:val="single" w:color="999999" w:sz="4"/>
-              <w:bottom w:val="single" w:color="999999" w:sz="4"/>
-              <w:right w:val="single" w:color="999999" w:sz="4"/>
-            </w:tcBorders>
-            <w:tcMar>
-              <w:top w:type="dxa" w:w="60"/>
-              <w:left w:type="dxa" w:w="100"/>
-              <w:bottom w:type="dxa" w:w="60"/>
-              <w:right w:type="dxa" w:w="100"/>
-            </w:tcMar>
-            <w:vAlign w:val="center"/>
-          </w:tcPr>
-          <w:p>
-            <w:pPr>
-              <w:spacing w:after="120"/>
-              <w:jc w:val="center"/>
-            </w:pPr>
-            <w:r>
-              <w:rPr>
-                <w:rFonts w:ascii="Arial" w:cs="Arial" w:eastAsia="Arial" w:hAnsi="Arial"/>
-                <w:b/>
-                <w:bCs/>
-                <w:sz w:val="52"/>
-                <w:szCs w:val="52"/>
-              </w:rPr>
-              <w:t xml:space="preserve">anh Minh Trường</w:t>
-            </w:r>
-          </w:p>
-          <w:p>
-            <w:pPr>
-              <w:jc w:val="center"/>
-            </w:pPr>
-            <w:r>
-              <w:rPr>
-                <w:rFonts w:ascii="Malgun Gothic" w:cs="Malgun Gothic" w:eastAsia="Malgun Gothic" w:hAnsi="Malgun Gothic"/>
-                <w:color w:val="444444"/>
-                <w:sz w:val="26"/>
-                <w:szCs w:val="26"/>
-              </w:rPr>
-              <w:t xml:space="preserve">김종현 형제</w:t>
+                <w:sz w:val="88"/>
+                <w:szCs w:val="88"/>
+              </w:rPr>
+              <w:t xml:space="preserve">Ngọc Mai</w:t>
+            </w:r>
+          </w:p>
+          <w:p>
+            <w:pPr>
+              <w:jc w:val="center"/>
+            </w:pPr>
+            <w:r>
+              <w:rPr>
+                <w:rFonts w:ascii="Malgun Gothic" w:cs="Malgun Gothic" w:eastAsia="Malgun Gothic" w:hAnsi="Malgun Gothic"/>
+                <w:color w:val="444444"/>
+                <w:sz w:val="26"/>
+                <w:szCs w:val="26"/>
+              </w:rPr>
+              <w:t xml:space="preserve">쩐응옥마이</w:t>
+            </w:r>
+          </w:p>
+        </w:tc>
+        <w:tc>
+          <w:tcPr>
+            <w:tcW w:type="dxa" w:w="5102"/>
+            <w:tcBorders>
+              <w:top w:val="single" w:color="999999" w:sz="4"/>
+              <w:left w:val="single" w:color="999999" w:sz="4"/>
+              <w:bottom w:val="single" w:color="999999" w:sz="4"/>
+              <w:right w:val="single" w:color="999999" w:sz="4"/>
+            </w:tcBorders>
+            <w:tcMar>
+              <w:top w:type="dxa" w:w="60"/>
+              <w:left w:type="dxa" w:w="100"/>
+              <w:bottom w:type="dxa" w:w="60"/>
+              <w:right w:type="dxa" w:w="100"/>
+            </w:tcMar>
+            <w:vAlign w:val="center"/>
+          </w:tcPr>
+          <w:p>
+            <w:pPr>
+              <w:spacing w:after="120"/>
+              <w:jc w:val="center"/>
+            </w:pPr>
+            <w:r>
+              <w:rPr>
+                <w:rFonts w:ascii="Arial" w:cs="Arial" w:eastAsia="Arial" w:hAnsi="Arial"/>
+                <w:b/>
+                <w:bCs/>
+                <w:sz w:val="88"/>
+                <w:szCs w:val="88"/>
+              </w:rPr>
+              <w:t xml:space="preserve">Mỹ Tâm</w:t>
+            </w:r>
+          </w:p>
+          <w:p>
+            <w:pPr>
+              <w:jc w:val="center"/>
+            </w:pPr>
+            <w:r>
+              <w:rPr>
+                <w:rFonts w:ascii="Malgun Gothic" w:cs="Malgun Gothic" w:eastAsia="Malgun Gothic" w:hAnsi="Malgun Gothic"/>
+                <w:color w:val="444444"/>
+                <w:sz w:val="26"/>
+                <w:szCs w:val="26"/>
+              </w:rPr>
+              <w:t xml:space="preserve">김소영</w:t>
+            </w:r>
+          </w:p>
+        </w:tc>
+        <w:tc>
+          <w:tcPr>
+            <w:tcW w:type="dxa" w:w="5102"/>
+            <w:tcBorders>
+              <w:top w:val="single" w:color="999999" w:sz="4"/>
+              <w:left w:val="single" w:color="999999" w:sz="4"/>
+              <w:bottom w:val="single" w:color="999999" w:sz="4"/>
+              <w:right w:val="single" w:color="999999" w:sz="4"/>
+            </w:tcBorders>
+            <w:tcMar>
+              <w:top w:type="dxa" w:w="60"/>
+              <w:left w:type="dxa" w:w="100"/>
+              <w:bottom w:type="dxa" w:w="60"/>
+              <w:right w:type="dxa" w:w="100"/>
+            </w:tcMar>
+            <w:vAlign w:val="center"/>
+          </w:tcPr>
+          <w:p>
+            <w:pPr>
+              <w:spacing w:after="120"/>
+              <w:jc w:val="center"/>
+            </w:pPr>
+            <w:r>
+              <w:rPr>
+                <w:rFonts w:ascii="Arial" w:cs="Arial" w:eastAsia="Arial" w:hAnsi="Arial"/>
+                <w:b/>
+                <w:bCs/>
+                <w:sz w:val="88"/>
+                <w:szCs w:val="88"/>
+              </w:rPr>
+              <w:t xml:space="preserve">Minh Trường</w:t>
+            </w:r>
+          </w:p>
+          <w:p>
+            <w:pPr>
+              <w:jc w:val="center"/>
+            </w:pPr>
+            <w:r>
+              <w:rPr>
+                <w:rFonts w:ascii="Malgun Gothic" w:cs="Malgun Gothic" w:eastAsia="Malgun Gothic" w:hAnsi="Malgun Gothic"/>
+                <w:color w:val="444444"/>
+                <w:sz w:val="26"/>
+                <w:szCs w:val="26"/>
+              </w:rPr>
+              <w:t xml:space="preserve">김종현</w:t>
             </w:r>
           </w:p>
         </w:tc>
@@ -1554,117 +1554,117 @@
                 <w:sz w:val="88"/>
                 <w:szCs w:val="88"/>
               </w:rPr>
-              <w:t xml:space="preserve">anh Huấn</w:t>
-            </w:r>
-          </w:p>
-          <w:p>
-            <w:pPr>
-              <w:jc w:val="center"/>
-            </w:pPr>
-            <w:r>
-              <w:rPr>
-                <w:rFonts w:ascii="Malgun Gothic" w:cs="Malgun Gothic" w:eastAsia="Malgun Gothic" w:hAnsi="Malgun Gothic"/>
-                <w:color w:val="444444"/>
-                <w:sz w:val="26"/>
-                <w:szCs w:val="26"/>
-              </w:rPr>
-              <w:t xml:space="preserve">김대훈 형제</w:t>
-            </w:r>
-          </w:p>
-        </w:tc>
-        <w:tc>
-          <w:tcPr>
-            <w:tcW w:type="dxa" w:w="5102"/>
-            <w:tcBorders>
-              <w:top w:val="single" w:color="999999" w:sz="4"/>
-              <w:left w:val="single" w:color="999999" w:sz="4"/>
-              <w:bottom w:val="single" w:color="999999" w:sz="4"/>
-              <w:right w:val="single" w:color="999999" w:sz="4"/>
-            </w:tcBorders>
-            <w:tcMar>
-              <w:top w:type="dxa" w:w="60"/>
-              <w:left w:type="dxa" w:w="100"/>
-              <w:bottom w:type="dxa" w:w="60"/>
-              <w:right w:type="dxa" w:w="100"/>
-            </w:tcMar>
-            <w:vAlign w:val="center"/>
-          </w:tcPr>
-          <w:p>
-            <w:pPr>
-              <w:spacing w:after="120"/>
-              <w:jc w:val="center"/>
-            </w:pPr>
-            <w:r>
-              <w:rPr>
-                <w:rFonts w:ascii="Arial" w:cs="Arial" w:eastAsia="Arial" w:hAnsi="Arial"/>
-                <w:b/>
-                <w:bCs/>
-                <w:sz w:val="72"/>
-                <w:szCs w:val="72"/>
-              </w:rPr>
-              <w:t xml:space="preserve">anh Anh Duy</w:t>
-            </w:r>
-          </w:p>
-          <w:p>
-            <w:pPr>
-              <w:jc w:val="center"/>
-            </w:pPr>
-            <w:r>
-              <w:rPr>
-                <w:rFonts w:ascii="Malgun Gothic" w:cs="Malgun Gothic" w:eastAsia="Malgun Gothic" w:hAnsi="Malgun Gothic"/>
-                <w:color w:val="444444"/>
-                <w:sz w:val="26"/>
-                <w:szCs w:val="26"/>
-              </w:rPr>
-              <w:t xml:space="preserve">박준우 형제</w:t>
-            </w:r>
-          </w:p>
-        </w:tc>
-        <w:tc>
-          <w:tcPr>
-            <w:tcW w:type="dxa" w:w="5102"/>
-            <w:tcBorders>
-              <w:top w:val="single" w:color="999999" w:sz="4"/>
-              <w:left w:val="single" w:color="999999" w:sz="4"/>
-              <w:bottom w:val="single" w:color="999999" w:sz="4"/>
-              <w:right w:val="single" w:color="999999" w:sz="4"/>
-            </w:tcBorders>
-            <w:tcMar>
-              <w:top w:type="dxa" w:w="60"/>
-              <w:left w:type="dxa" w:w="100"/>
-              <w:bottom w:type="dxa" w:w="60"/>
-              <w:right w:type="dxa" w:w="100"/>
-            </w:tcMar>
-            <w:vAlign w:val="center"/>
-          </w:tcPr>
-          <w:p>
-            <w:pPr>
-              <w:spacing w:after="120"/>
-              <w:jc w:val="center"/>
-            </w:pPr>
-            <w:r>
-              <w:rPr>
-                <w:rFonts w:ascii="Arial" w:cs="Arial" w:eastAsia="Arial" w:hAnsi="Arial"/>
-                <w:b/>
-                <w:bCs/>
-                <w:sz w:val="52"/>
-                <w:szCs w:val="52"/>
-              </w:rPr>
-              <w:t xml:space="preserve">anh Thành Trung</w:t>
-            </w:r>
-          </w:p>
-          <w:p>
-            <w:pPr>
-              <w:jc w:val="center"/>
-            </w:pPr>
-            <w:r>
-              <w:rPr>
-                <w:rFonts w:ascii="Malgun Gothic" w:cs="Malgun Gothic" w:eastAsia="Malgun Gothic" w:hAnsi="Malgun Gothic"/>
-                <w:color w:val="444444"/>
-                <w:sz w:val="26"/>
-                <w:szCs w:val="26"/>
-              </w:rPr>
-              <w:t xml:space="preserve">이주복 형제</w:t>
+              <w:t xml:space="preserve">Huấn</w:t>
+            </w:r>
+          </w:p>
+          <w:p>
+            <w:pPr>
+              <w:jc w:val="center"/>
+            </w:pPr>
+            <w:r>
+              <w:rPr>
+                <w:rFonts w:ascii="Malgun Gothic" w:cs="Malgun Gothic" w:eastAsia="Malgun Gothic" w:hAnsi="Malgun Gothic"/>
+                <w:color w:val="444444"/>
+                <w:sz w:val="26"/>
+                <w:szCs w:val="26"/>
+              </w:rPr>
+              <w:t xml:space="preserve">김대훈</w:t>
+            </w:r>
+          </w:p>
+        </w:tc>
+        <w:tc>
+          <w:tcPr>
+            <w:tcW w:type="dxa" w:w="5102"/>
+            <w:tcBorders>
+              <w:top w:val="single" w:color="999999" w:sz="4"/>
+              <w:left w:val="single" w:color="999999" w:sz="4"/>
+              <w:bottom w:val="single" w:color="999999" w:sz="4"/>
+              <w:right w:val="single" w:color="999999" w:sz="4"/>
+            </w:tcBorders>
+            <w:tcMar>
+              <w:top w:type="dxa" w:w="60"/>
+              <w:left w:type="dxa" w:w="100"/>
+              <w:bottom w:type="dxa" w:w="60"/>
+              <w:right w:type="dxa" w:w="100"/>
+            </w:tcMar>
+            <w:vAlign w:val="center"/>
+          </w:tcPr>
+          <w:p>
+            <w:pPr>
+              <w:spacing w:after="120"/>
+              <w:jc w:val="center"/>
+            </w:pPr>
+            <w:r>
+              <w:rPr>
+                <w:rFonts w:ascii="Arial" w:cs="Arial" w:eastAsia="Arial" w:hAnsi="Arial"/>
+                <w:b/>
+                <w:bCs/>
+                <w:sz w:val="88"/>
+                <w:szCs w:val="88"/>
+              </w:rPr>
+              <w:t xml:space="preserve">Anh Duy</w:t>
+            </w:r>
+          </w:p>
+          <w:p>
+            <w:pPr>
+              <w:jc w:val="center"/>
+            </w:pPr>
+            <w:r>
+              <w:rPr>
+                <w:rFonts w:ascii="Malgun Gothic" w:cs="Malgun Gothic" w:eastAsia="Malgun Gothic" w:hAnsi="Malgun Gothic"/>
+                <w:color w:val="444444"/>
+                <w:sz w:val="26"/>
+                <w:szCs w:val="26"/>
+              </w:rPr>
+              <w:t xml:space="preserve">박준우</w:t>
+            </w:r>
+          </w:p>
+        </w:tc>
+        <w:tc>
+          <w:tcPr>
+            <w:tcW w:type="dxa" w:w="5102"/>
+            <w:tcBorders>
+              <w:top w:val="single" w:color="999999" w:sz="4"/>
+              <w:left w:val="single" w:color="999999" w:sz="4"/>
+              <w:bottom w:val="single" w:color="999999" w:sz="4"/>
+              <w:right w:val="single" w:color="999999" w:sz="4"/>
+            </w:tcBorders>
+            <w:tcMar>
+              <w:top w:type="dxa" w:w="60"/>
+              <w:left w:type="dxa" w:w="100"/>
+              <w:bottom w:type="dxa" w:w="60"/>
+              <w:right w:type="dxa" w:w="100"/>
+            </w:tcMar>
+            <w:vAlign w:val="center"/>
+          </w:tcPr>
+          <w:p>
+            <w:pPr>
+              <w:spacing w:after="120"/>
+              <w:jc w:val="center"/>
+            </w:pPr>
+            <w:r>
+              <w:rPr>
+                <w:rFonts w:ascii="Arial" w:cs="Arial" w:eastAsia="Arial" w:hAnsi="Arial"/>
+                <w:b/>
+                <w:bCs/>
+                <w:sz w:val="88"/>
+                <w:szCs w:val="88"/>
+              </w:rPr>
+              <w:t xml:space="preserve">Thành Trung</w:t>
+            </w:r>
+          </w:p>
+          <w:p>
+            <w:pPr>
+              <w:jc w:val="center"/>
+            </w:pPr>
+            <w:r>
+              <w:rPr>
+                <w:rFonts w:ascii="Malgun Gothic" w:cs="Malgun Gothic" w:eastAsia="Malgun Gothic" w:hAnsi="Malgun Gothic"/>
+                <w:color w:val="444444"/>
+                <w:sz w:val="26"/>
+                <w:szCs w:val="26"/>
+              </w:rPr>
+              <w:t xml:space="preserve">이주복</w:t>
             </w:r>
           </w:p>
         </w:tc>

--- a/베트남어학습반_명찰.docx
+++ b/베트남어학습반_명찰.docx
@@ -450,21 +450,21 @@
                 <w:sz w:val="88"/>
                 <w:szCs w:val="88"/>
               </w:rPr>
-              <w:t xml:space="preserve">em Na</w:t>
-            </w:r>
-          </w:p>
-          <w:p>
-            <w:pPr>
-              <w:jc w:val="center"/>
-            </w:pPr>
-            <w:r>
-              <w:rPr>
-                <w:rFonts w:ascii="Malgun Gothic" w:cs="Malgun Gothic" w:eastAsia="Malgun Gothic" w:hAnsi="Malgun Gothic"/>
-                <w:color w:val="444444"/>
-                <w:sz w:val="26"/>
-                <w:szCs w:val="26"/>
-              </w:rPr>
-              <w:t xml:space="preserve">박유나 어린이</w:t>
+              <w:t xml:space="preserve">Na</w:t>
+            </w:r>
+          </w:p>
+          <w:p>
+            <w:pPr>
+              <w:jc w:val="center"/>
+            </w:pPr>
+            <w:r>
+              <w:rPr>
+                <w:rFonts w:ascii="Malgun Gothic" w:cs="Malgun Gothic" w:eastAsia="Malgun Gothic" w:hAnsi="Malgun Gothic"/>
+                <w:color w:val="444444"/>
+                <w:sz w:val="26"/>
+                <w:szCs w:val="26"/>
+              </w:rPr>
+              <w:t xml:space="preserve">박유나</w:t>
             </w:r>
           </w:p>
         </w:tc>
@@ -804,69 +804,69 @@
                 <w:sz w:val="88"/>
                 <w:szCs w:val="88"/>
               </w:rPr>
-              <w:t xml:space="preserve">em Thiên Vy</w:t>
-            </w:r>
-          </w:p>
-          <w:p>
-            <w:pPr>
-              <w:jc w:val="center"/>
-            </w:pPr>
-            <w:r>
-              <w:rPr>
-                <w:rFonts w:ascii="Malgun Gothic" w:cs="Malgun Gothic" w:eastAsia="Malgun Gothic" w:hAnsi="Malgun Gothic"/>
-                <w:color w:val="444444"/>
-                <w:sz w:val="26"/>
-                <w:szCs w:val="26"/>
-              </w:rPr>
-              <w:t xml:space="preserve">이제희 어린이</w:t>
-            </w:r>
-          </w:p>
-        </w:tc>
-        <w:tc>
-          <w:tcPr>
-            <w:tcW w:type="dxa" w:w="5102"/>
-            <w:tcBorders>
-              <w:top w:val="single" w:color="999999" w:sz="4"/>
-              <w:left w:val="single" w:color="999999" w:sz="4"/>
-              <w:bottom w:val="single" w:color="999999" w:sz="4"/>
-              <w:right w:val="single" w:color="999999" w:sz="4"/>
-            </w:tcBorders>
-            <w:tcMar>
-              <w:top w:type="dxa" w:w="60"/>
-              <w:left w:type="dxa" w:w="100"/>
-              <w:bottom w:type="dxa" w:w="60"/>
-              <w:right w:type="dxa" w:w="100"/>
-            </w:tcMar>
-            <w:vAlign w:val="center"/>
-          </w:tcPr>
-          <w:p>
-            <w:pPr>
-              <w:spacing w:after="120"/>
-              <w:jc w:val="center"/>
-            </w:pPr>
-            <w:r>
-              <w:rPr>
-                <w:rFonts w:ascii="Arial" w:cs="Arial" w:eastAsia="Arial" w:hAnsi="Arial"/>
-                <w:b/>
-                <w:bCs/>
-                <w:sz w:val="88"/>
-                <w:szCs w:val="88"/>
-              </w:rPr>
-              <w:t xml:space="preserve">em Thiên Nga</w:t>
-            </w:r>
-          </w:p>
-          <w:p>
-            <w:pPr>
-              <w:jc w:val="center"/>
-            </w:pPr>
-            <w:r>
-              <w:rPr>
-                <w:rFonts w:ascii="Malgun Gothic" w:cs="Malgun Gothic" w:eastAsia="Malgun Gothic" w:hAnsi="Malgun Gothic"/>
-                <w:color w:val="444444"/>
-                <w:sz w:val="26"/>
-                <w:szCs w:val="26"/>
-              </w:rPr>
-              <w:t xml:space="preserve">이제아 어린이</w:t>
+              <w:t xml:space="preserve">Thiên Vy</w:t>
+            </w:r>
+          </w:p>
+          <w:p>
+            <w:pPr>
+              <w:jc w:val="center"/>
+            </w:pPr>
+            <w:r>
+              <w:rPr>
+                <w:rFonts w:ascii="Malgun Gothic" w:cs="Malgun Gothic" w:eastAsia="Malgun Gothic" w:hAnsi="Malgun Gothic"/>
+                <w:color w:val="444444"/>
+                <w:sz w:val="26"/>
+                <w:szCs w:val="26"/>
+              </w:rPr>
+              <w:t xml:space="preserve">이제희</w:t>
+            </w:r>
+          </w:p>
+        </w:tc>
+        <w:tc>
+          <w:tcPr>
+            <w:tcW w:type="dxa" w:w="5102"/>
+            <w:tcBorders>
+              <w:top w:val="single" w:color="999999" w:sz="4"/>
+              <w:left w:val="single" w:color="999999" w:sz="4"/>
+              <w:bottom w:val="single" w:color="999999" w:sz="4"/>
+              <w:right w:val="single" w:color="999999" w:sz="4"/>
+            </w:tcBorders>
+            <w:tcMar>
+              <w:top w:type="dxa" w:w="60"/>
+              <w:left w:type="dxa" w:w="100"/>
+              <w:bottom w:type="dxa" w:w="60"/>
+              <w:right w:type="dxa" w:w="100"/>
+            </w:tcMar>
+            <w:vAlign w:val="center"/>
+          </w:tcPr>
+          <w:p>
+            <w:pPr>
+              <w:spacing w:after="120"/>
+              <w:jc w:val="center"/>
+            </w:pPr>
+            <w:r>
+              <w:rPr>
+                <w:rFonts w:ascii="Arial" w:cs="Arial" w:eastAsia="Arial" w:hAnsi="Arial"/>
+                <w:b/>
+                <w:bCs/>
+                <w:sz w:val="88"/>
+                <w:szCs w:val="88"/>
+              </w:rPr>
+              <w:t xml:space="preserve">Thiên Nga</w:t>
+            </w:r>
+          </w:p>
+          <w:p>
+            <w:pPr>
+              <w:jc w:val="center"/>
+            </w:pPr>
+            <w:r>
+              <w:rPr>
+                <w:rFonts w:ascii="Malgun Gothic" w:cs="Malgun Gothic" w:eastAsia="Malgun Gothic" w:hAnsi="Malgun Gothic"/>
+                <w:color w:val="444444"/>
+                <w:sz w:val="26"/>
+                <w:szCs w:val="26"/>
+              </w:rPr>
+              <w:t xml:space="preserve">이제아</w:t>
             </w:r>
           </w:p>
         </w:tc>
@@ -1104,7 +1104,7 @@
                 <w:sz w:val="88"/>
                 <w:szCs w:val="88"/>
               </w:rPr>
-              <w:t xml:space="preserve">em Chinh Du</w:t>
+              <w:t xml:space="preserve">Chinh Du</w:t>
             </w:r>
           </w:p>
           <w:p>
@@ -1350,7 +1350,7 @@
                 <w:sz w:val="88"/>
                 <w:szCs w:val="88"/>
               </w:rPr>
-              <w:t xml:space="preserve">em Trang Thanh</w:t>
+              <w:t xml:space="preserve">Trang Thanh</w:t>
             </w:r>
           </w:p>
           <w:p>

--- a/베트남어학습반_명찰.docx
+++ b/베트남어학습반_명찰.docx
@@ -5,6 +5,7 @@
     <w:tbl>
       <w:tblPr>
         <w:tblW w:type="dxa" w:w="15306"/>
+        <w:jc w:val="center"/>
         <w:tblBorders>
           <w:top w:val="single" w:color="auto" w:sz="4"/>
           <w:left w:val="single" w:color="auto" w:sz="4"/>
@@ -1684,7 +1685,7 @@
     </w:p>
     <w:sectPr>
       <w:pgSz w:w="16838" w:h="11906" w:orient="landscape"/>
-      <w:pgMar w:top="800" w:right="766" w:bottom="800" w:left="766" w:header="0" w:footer="0" w:gutter="0"/>
+      <w:pgMar w:top="397" w:right="397" w:bottom="397" w:left="397" w:header="0" w:footer="0" w:gutter="0"/>
       <w:pgNumType/>
       <w:docGrid w:linePitch="360"/>
     </w:sectPr>
